--- a/PP-salygos/templates/sutartys/PSR_LT_SS.docx
+++ b/PP-salygos/templates/sutartys/PSR_LT_SS.docx
@@ -653,8 +653,8 @@
         <w:tblLook w:val="04A0" w:firstRow="1" w:lastRow="0" w:firstColumn="1" w:lastColumn="0" w:noHBand="0" w:noVBand="1"/>
       </w:tblPr>
       <w:tblGrid>
-        <w:gridCol w:w="1561"/>
-        <w:gridCol w:w="8220"/>
+        <w:gridCol w:w="1814"/>
+        <w:gridCol w:w="7967"/>
       </w:tblGrid>
       <w:tr>
         <w:trPr>
@@ -662,7 +662,7 @@
         </w:trPr>
         <w:tc>
           <w:tcPr>
-            <w:tcW w:w="1561" w:type="dxa"/>
+            <w:tcW w:w="1814" w:type="dxa"/>
           </w:tcPr>
           <w:p>
             <w:pPr>
@@ -698,7 +698,7 @@
         </w:tc>
         <w:tc>
           <w:tcPr>
-            <w:tcW w:w="8220" w:type="dxa"/>
+            <w:tcW w:w="7967" w:type="dxa"/>
           </w:tcPr>
           <w:p>
             <w:pPr>
@@ -713,6 +713,7 @@
               <w:ind w:left="335" w:hanging="335"/>
               <w:rPr>
                 <w:rFonts w:ascii="Arial" w:hAnsi="Arial" w:cs="Arial"/>
+                <w:b/>
                 <w:lang w:val="lt-LT"/>
               </w:rPr>
             </w:pPr>
@@ -840,6 +841,7 @@
               <w:ind w:left="335" w:hanging="335"/>
               <w:rPr>
                 <w:rFonts w:ascii="Arial" w:hAnsi="Arial" w:cs="Arial"/>
+                <w:b/>
                 <w:lang w:val="lt-LT"/>
               </w:rPr>
             </w:pPr>
@@ -1017,6 +1019,7 @@
               <w:ind w:left="335" w:hanging="335"/>
               <w:rPr>
                 <w:rFonts w:ascii="Arial" w:hAnsi="Arial" w:cs="Arial"/>
+                <w:b/>
                 <w:lang w:val="lt-LT"/>
               </w:rPr>
             </w:pPr>
@@ -1121,20 +1124,12 @@
               <w:jc w:val="both"/>
               <w:rPr>
                 <w:rFonts w:ascii="Arial" w:hAnsi="Arial" w:cs="Arial"/>
-                <w:b/>
-                <w:bCs/>
-                <w:i/>
-                <w:iCs/>
-                <w:lang w:val="lt-LT"/>
-              </w:rPr>
-            </w:pPr>
-            <w:r>
-              <w:rPr>
-                <w:rFonts w:ascii="Arial" w:hAnsi="Arial" w:cs="Arial"/>
-                <w:b/>
-                <w:bCs/>
-                <w:i/>
-                <w:iCs/>
+                <w:lang w:val="lt-LT"/>
+              </w:rPr>
+            </w:pPr>
+            <w:r>
+              <w:rPr>
+                <w:rFonts w:ascii="Arial" w:hAnsi="Arial" w:cs="Arial"/>
                 <w:lang w:val="lt-LT"/>
               </w:rPr>
               <w:t xml:space="preserve">Darbų atlikimo </w:t>
@@ -1142,10 +1137,6 @@
             <w:r>
               <w:rPr>
                 <w:rFonts w:ascii="Arial" w:hAnsi="Arial" w:cs="Arial"/>
-                <w:b/>
-                <w:bCs/>
-                <w:i/>
-                <w:iCs/>
                 <w:lang w:val="lt-LT"/>
               </w:rPr>
               <w:t xml:space="preserve">terminas Šalių raštišku susitarimu gali būti pratęstas [terminas] </w:t>
@@ -1153,10 +1144,6 @@
             <w:r>
               <w:rPr>
                 <w:rFonts w:ascii="Arial" w:hAnsi="Arial" w:cs="Arial"/>
-                <w:b/>
-                <w:bCs/>
-                <w:i/>
-                <w:iCs/>
                 <w:lang w:val="lt-LT"/>
               </w:rPr>
               <w:t>dėl ________________________</w:t>
@@ -1164,10 +1151,6 @@
             <w:r>
               <w:rPr>
                 <w:rFonts w:ascii="Arial" w:hAnsi="Arial" w:cs="Arial"/>
-                <w:b/>
-                <w:bCs/>
-                <w:i/>
-                <w:iCs/>
                 <w:lang w:val="lt-LT"/>
               </w:rPr>
               <w:t>Sutartyje nurodytomis sąlygomis ir tvarka.</w:t>
@@ -1200,7 +1183,7 @@
               <w:ind w:left="335" w:hanging="335"/>
               <w:rPr>
                 <w:rFonts w:ascii="Arial" w:hAnsi="Arial" w:cs="Arial"/>
-                <w:i/>
+                <w:b/>
                 <w:lang w:val="lt-LT"/>
               </w:rPr>
             </w:pPr>
@@ -1366,7 +1349,7 @@
       <w:tr>
         <w:tc>
           <w:tcPr>
-            <w:tcW w:w="1561" w:type="dxa"/>
+            <w:tcW w:w="1814" w:type="dxa"/>
             <w:tcBorders>
               <w:bottom w:val="single" w:sz="4" w:space="0" w:color="808080" w:themeColor="background1" w:themeShade="80"/>
             </w:tcBorders>
@@ -1394,7 +1377,7 @@
         </w:tc>
         <w:tc>
           <w:tcPr>
-            <w:tcW w:w="8220" w:type="dxa"/>
+            <w:tcW w:w="7967" w:type="dxa"/>
             <w:tcBorders>
               <w:bottom w:val="single" w:sz="4" w:space="0" w:color="808080" w:themeColor="background1" w:themeShade="80"/>
             </w:tcBorders>
@@ -1412,6 +1395,7 @@
               <w:ind w:left="0" w:firstLine="0"/>
               <w:rPr>
                 <w:rFonts w:ascii="Arial" w:hAnsi="Arial" w:cs="Arial"/>
+                <w:b/>
                 <w:lang w:val="lt-LT"/>
               </w:rPr>
             </w:pPr>
@@ -1512,6 +1496,7 @@
               <w:ind w:left="0" w:firstLine="0"/>
               <w:rPr>
                 <w:rFonts w:ascii="Arial" w:hAnsi="Arial" w:cs="Arial"/>
+                <w:b/>
                 <w:szCs w:val="20"/>
                 <w:lang w:val="lt-LT"/>
               </w:rPr>
@@ -1883,6 +1868,7 @@
               <w:ind w:left="335" w:hanging="335"/>
               <w:rPr>
                 <w:rFonts w:ascii="Arial" w:hAnsi="Arial" w:cs="Arial"/>
+                <w:b/>
                 <w:szCs w:val="20"/>
                 <w:lang w:val="lt-LT"/>
               </w:rPr>
@@ -2204,7 +2190,7 @@
       <w:tr>
         <w:tc>
           <w:tcPr>
-            <w:tcW w:w="1561" w:type="dxa"/>
+            <w:tcW w:w="1814" w:type="dxa"/>
             <w:tcBorders>
               <w:bottom w:val="single" w:sz="4" w:space="0" w:color="808080" w:themeColor="background1" w:themeShade="80"/>
             </w:tcBorders>
@@ -2232,7 +2218,7 @@
         </w:tc>
         <w:tc>
           <w:tcPr>
-            <w:tcW w:w="8220" w:type="dxa"/>
+            <w:tcW w:w="7967" w:type="dxa"/>
             <w:tcBorders>
               <w:bottom w:val="single" w:sz="4" w:space="0" w:color="808080" w:themeColor="background1" w:themeShade="80"/>
             </w:tcBorders>
@@ -2247,6 +2233,7 @@
               <w:ind w:left="323"/>
               <w:rPr>
                 <w:rFonts w:ascii="Arial" w:hAnsi="Arial" w:cs="Arial"/>
+                <w:b/>
                 <w:szCs w:val="20"/>
                 <w:lang w:val="lt-LT"/>
               </w:rPr>
@@ -2684,7 +2671,7 @@
       <w:tr>
         <w:tc>
           <w:tcPr>
-            <w:tcW w:w="1561" w:type="dxa"/>
+            <w:tcW w:w="1814" w:type="dxa"/>
             <w:tcBorders>
               <w:bottom w:val="single" w:sz="4" w:space="0" w:color="808080" w:themeColor="background1" w:themeShade="80"/>
             </w:tcBorders>
@@ -2711,7 +2698,7 @@
         </w:tc>
         <w:tc>
           <w:tcPr>
-            <w:tcW w:w="8220" w:type="dxa"/>
+            <w:tcW w:w="7967" w:type="dxa"/>
             <w:tcBorders>
               <w:bottom w:val="single" w:sz="4" w:space="0" w:color="808080" w:themeColor="background1" w:themeShade="80"/>
             </w:tcBorders>
@@ -2726,6 +2713,7 @@
               <w:ind w:left="312"/>
               <w:rPr>
                 <w:rFonts w:ascii="Arial" w:hAnsi="Arial" w:cs="Arial"/>
+                <w:b/>
                 <w:lang w:val="lt-LT"/>
               </w:rPr>
             </w:pPr>
@@ -3193,10 +3181,6 @@
               <w:ind w:left="366"/>
               <w:rPr>
                 <w:rFonts w:ascii="Arial" w:hAnsi="Arial" w:cs="Arial"/>
-                <w:b/>
-                <w:bCs/>
-                <w:i/>
-                <w:iCs/>
                 <w:szCs w:val="20"/>
                 <w:lang w:val="lt-LT"/>
               </w:rPr>
@@ -3252,10 +3236,6 @@
             <w:r>
               <w:rPr>
                 <w:rFonts w:ascii="Arial" w:hAnsi="Arial" w:cs="Arial"/>
-                <w:b/>
-                <w:bCs/>
-                <w:i/>
-                <w:iCs/>
                 <w:szCs w:val="20"/>
                 <w:lang w:val="lt-LT"/>
               </w:rPr>
@@ -3264,10 +3244,6 @@
             <w:r>
               <w:rPr>
                 <w:rFonts w:ascii="Arial" w:hAnsi="Arial" w:cs="Arial"/>
-                <w:b/>
-                <w:bCs/>
-                <w:i/>
-                <w:iCs/>
                 <w:szCs w:val="20"/>
                 <w:lang w:val="lt-LT"/>
               </w:rPr>
@@ -3276,10 +3252,6 @@
             <w:r>
               <w:rPr>
                 <w:rFonts w:ascii="Arial" w:hAnsi="Arial" w:cs="Arial"/>
-                <w:b/>
-                <w:bCs/>
-                <w:i/>
-                <w:iCs/>
                 <w:szCs w:val="20"/>
                 <w:lang w:val="lt-LT"/>
               </w:rPr>
@@ -3288,10 +3260,6 @@
             <w:r>
               <w:rPr>
                 <w:rFonts w:ascii="Arial" w:hAnsi="Arial" w:cs="Arial"/>
-                <w:b/>
-                <w:bCs/>
-                <w:i/>
-                <w:iCs/>
                 <w:szCs w:val="20"/>
                 <w:lang w:val="lt-LT"/>
               </w:rPr>
@@ -3300,10 +3268,6 @@
             <w:r>
               <w:rPr>
                 <w:rFonts w:ascii="Arial" w:hAnsi="Arial" w:cs="Arial"/>
-                <w:b/>
-                <w:bCs/>
-                <w:i/>
-                <w:iCs/>
                 <w:szCs w:val="20"/>
                 <w:lang w:val="lt-LT"/>
               </w:rPr>
@@ -3312,10 +3276,6 @@
             <w:r>
               <w:rPr>
                 <w:rFonts w:ascii="Arial" w:hAnsi="Arial" w:cs="Arial"/>
-                <w:b/>
-                <w:bCs/>
-                <w:i/>
-                <w:iCs/>
                 <w:szCs w:val="20"/>
                 <w:lang w:val="lt-LT"/>
               </w:rPr>
@@ -3324,10 +3284,6 @@
             <w:r>
               <w:rPr>
                 <w:rFonts w:ascii="Arial" w:hAnsi="Arial" w:cs="Arial"/>
-                <w:b/>
-                <w:bCs/>
-                <w:i/>
-                <w:iCs/>
                 <w:szCs w:val="20"/>
                 <w:lang w:val="lt-LT"/>
               </w:rPr>
@@ -3961,7 +3917,7 @@
       <w:tr>
         <w:tc>
           <w:tcPr>
-            <w:tcW w:w="1561" w:type="dxa"/>
+            <w:tcW w:w="1814" w:type="dxa"/>
             <w:tcBorders>
               <w:bottom w:val="single" w:sz="4" w:space="0" w:color="808080" w:themeColor="background1" w:themeShade="80"/>
             </w:tcBorders>
@@ -3990,7 +3946,7 @@
         </w:tc>
         <w:tc>
           <w:tcPr>
-            <w:tcW w:w="8220" w:type="dxa"/>
+            <w:tcW w:w="7967" w:type="dxa"/>
             <w:tcBorders>
               <w:bottom w:val="single" w:sz="4" w:space="0" w:color="808080" w:themeColor="background1" w:themeShade="80"/>
             </w:tcBorders>
@@ -4916,7 +4872,7 @@
       <w:tr>
         <w:tc>
           <w:tcPr>
-            <w:tcW w:w="1561" w:type="dxa"/>
+            <w:tcW w:w="1814" w:type="dxa"/>
             <w:tcBorders>
               <w:bottom w:val="single" w:sz="4" w:space="0" w:color="808080" w:themeColor="background1" w:themeShade="80"/>
             </w:tcBorders>
@@ -4945,7 +4901,7 @@
         </w:tc>
         <w:tc>
           <w:tcPr>
-            <w:tcW w:w="8220" w:type="dxa"/>
+            <w:tcW w:w="7967" w:type="dxa"/>
             <w:tcBorders>
               <w:bottom w:val="single" w:sz="4" w:space="0" w:color="808080" w:themeColor="background1" w:themeShade="80"/>
             </w:tcBorders>
@@ -4964,6 +4920,7 @@
               <w:ind w:left="51" w:hanging="51"/>
               <w:rPr>
                 <w:rFonts w:ascii="Arial" w:hAnsi="Arial" w:cs="Arial"/>
+                <w:b/>
                 <w:szCs w:val="20"/>
                 <w:lang w:val="lt-LT"/>
               </w:rPr>
@@ -5208,6 +5165,7 @@
               <w:ind w:left="323"/>
               <w:rPr>
                 <w:rFonts w:ascii="Arial" w:hAnsi="Arial" w:cs="Arial"/>
+                <w:b/>
                 <w:szCs w:val="20"/>
                 <w:lang w:val="lt-LT"/>
               </w:rPr>
@@ -5336,7 +5294,7 @@
               <w:ind w:left="366"/>
               <w:rPr>
                 <w:rFonts w:ascii="Arial" w:hAnsi="Arial" w:cs="Arial"/>
-                <w:i/>
+                <w:b/>
                 <w:szCs w:val="20"/>
                 <w:lang w:val="lt-LT"/>
               </w:rPr>
@@ -5929,7 +5887,7 @@
       <w:tr>
         <w:tc>
           <w:tcPr>
-            <w:tcW w:w="1561" w:type="dxa"/>
+            <w:tcW w:w="1814" w:type="dxa"/>
             <w:tcBorders>
               <w:bottom w:val="single" w:sz="4" w:space="0" w:color="808080" w:themeColor="background1" w:themeShade="80"/>
             </w:tcBorders>
@@ -5957,7 +5915,7 @@
         </w:tc>
         <w:tc>
           <w:tcPr>
-            <w:tcW w:w="8220" w:type="dxa"/>
+            <w:tcW w:w="7967" w:type="dxa"/>
             <w:tcBorders>
               <w:bottom w:val="single" w:sz="4" w:space="0" w:color="808080" w:themeColor="background1" w:themeShade="80"/>
             </w:tcBorders>
@@ -6374,6 +6332,7 @@
               <w:tc>
                 <w:tcPr>
                   <w:tcW w:w="2177" w:type="dxa"/>
+                  <w:vMerge w:val="restart"/>
                 </w:tcPr>
                 <w:p>
                   <w:pPr>
@@ -6445,6 +6404,7 @@
               <w:tc>
                 <w:tcPr>
                   <w:tcW w:w="2177" w:type="dxa"/>
+                  <w:vMerge/>
                 </w:tcPr>
                 <w:p>
                   <w:pPr>
